--- a/output/sirket_bilgileri.docx
+++ b/output/sirket_bilgileri.docx
@@ -326,7 +326,7 @@
                 <w:b w:val="0"/>
                 <w:sz w:val="22"/>
               </w:rPr>
-              <w:t>PWC BAŞIMAZ MURDITEL YIL KERKEM YETEMLERDE MALİ MÜŞAVİRLİK ANONİM ŞİRKETİ</w:t>
+              <w:t>PWC BAŞIMAZ MURDITEL YIL KERKEM YETENKESİN MALİ MÜŞAVİRLİK ANONİM ŞİRKETİ</w:t>
             </w:r>
           </w:p>
         </w:tc>

--- a/output/sirket_bilgileri.docx
+++ b/output/sirket_bilgileri.docx
@@ -326,7 +326,7 @@
                 <w:b w:val="0"/>
                 <w:sz w:val="22"/>
               </w:rPr>
-              <w:t>PWC BAŞIMAZ MURDITEL YIL KERKEM YETENKESİN MALİ MÜŞAVİRLİK ANONİM ŞİRKETİ</w:t>
+              <w:t>PWC BAŞIMAZ MURDITEL YIL KERKEM YETENMEMEL MALİ MÜŞAVİRLİK ANONİM ŞİRKETİ</w:t>
             </w:r>
           </w:p>
         </w:tc>

--- a/output/sirket_bilgileri.docx
+++ b/output/sirket_bilgileri.docx
@@ -326,7 +326,7 @@
                 <w:b w:val="0"/>
                 <w:sz w:val="22"/>
               </w:rPr>
-              <w:t>PWC BAŞIMAZ MURDITEL YIL KERKEM YETENMEMEL MALİ MÜŞAVİRLİK ANONİM ŞİRKETİ</w:t>
+              <w:t>PWC BAŞIMAZ MURDITEL YIL KERKEM YETEMLERDE MALİ MÜŞAVİRLİK ANONİM ŞİRKETİ</w:t>
             </w:r>
           </w:p>
         </w:tc>

--- a/output/sirket_bilgileri.docx
+++ b/output/sirket_bilgileri.docx
@@ -326,7 +326,7 @@
                 <w:b w:val="0"/>
                 <w:sz w:val="22"/>
               </w:rPr>
-              <w:t>PWC BAŞIMAZ MURDITEL YIL KERKEM YETEMLERDE MALİ MÜŞAVİRLİK ANONİM ŞİRKETİ</w:t>
+              <w:t>PWC BAŞIMAZ MURDITEL YIL KERKEM YETEMLERİN MALZ MEYKATİKLİK ANONİM ŞİRKETİ</w:t>
             </w:r>
           </w:p>
         </w:tc>
